--- a/lessions/0002_4.docx
+++ b/lessions/0002_4.docx
@@ -95,6 +95,9 @@
       <w:r>
         <w:tab/>
         <w:t>I’m from Vietnam. (Tôi đến từ Việt Nam</w:t>
+      </w:r>
+      <w:r>
+        <w:t>)</w:t>
       </w:r>
     </w:p>
     <w:p>
